--- a/README.md.docx
+++ b/README.md.docx
@@ -6888,6 +6888,28 @@
           <w:rtl w:val="0"/>
         </w:rPr>
         <w:t xml:space="preserve">  author={Khan, Shaji},</w:t>
+      </w:r>
+    </w:p>
+    <w:p>
+      <w:pPr>
+        <w:rPr/>
+      </w:pPr>
+      <w:r>
+        <w:rPr>
+          <w:rtl w:val="0"/>
+        </w:rPr>
+        <w:t xml:space="preserve">  author_address={Assistant Professor, Department of English, Govt SPMR College of Commerce Jammu, J&amp;K, India},</w:t>
+      </w:r>
+    </w:p>
+    <w:p>
+      <w:pPr>
+        <w:rPr/>
+      </w:pPr>
+      <w:r>
+        <w:rPr>
+          <w:rtl w:val="0"/>
+        </w:rPr>
+        <w:t xml:space="preserve">  email={quotablecode@gmail.com},</w:t>
       </w:r>
     </w:p>
     <w:p>

--- a/README.md.docx
+++ b/README.md.docx
@@ -6909,7 +6909,18 @@
         <w:rPr>
           <w:rtl w:val="0"/>
         </w:rPr>
-        <w:t xml:space="preserve">  email={quotablecode@gmail.com},</w:t>
+        <w:t xml:space="preserve">  email={research@shaji.in},</w:t>
+      </w:r>
+    </w:p>
+    <w:p>
+      <w:pPr>
+        <w:rPr/>
+      </w:pPr>
+      <w:r>
+        <w:rPr>
+          <w:rtl w:val="0"/>
+        </w:rPr>
+        <w:t xml:space="preserve">  url={https://shaji.in/research},</w:t>
       </w:r>
     </w:p>
     <w:p>
